--- a/examples/generated/resume-review-draft.docx
+++ b/examples/generated/resume-review-draft.docx
@@ -21,7 +21,7 @@
         <w:jc w:val="center"/>
       </w:pPr>
       <w:r>
-        <w:t>Miami, FL | (305) 397-6396 | f.jeanjacq@gmail.com | https://jeanxai.dev</w:t>
+        <w:t>Miami, FL | (305) 397-6396 | f.jeanjacq@gmail.com | https://www.linkedin.com/in/farrah-j-8b6407176/ | https://jeanxai.dev</w:t>
       </w:r>
     </w:p>
     <w:p>
